--- a/dist/contratos/Condiciones Específicas-Pronto Pago Mayor de Edad.docx
+++ b/dist/contratos/Condiciones Específicas-Pronto Pago Mayor de Edad.docx
@@ -7474,6 +7474,7 @@
     </w:p>
     <w:p>
       <w:pPr>
+        <w:pageBreakBefore/>
         <w:spacing w:line="276" w:lineRule="auto"/>
         <w:jc w:val="center"/>
         <w:rPr>
@@ -8099,6 +8100,7 @@
     <w:p>
       <w:pPr>
         <w:pStyle w:val="Sinespaciado"/>
+        <w:pageBreakBefore/>
       </w:pPr>
       <w:r>
         <w:lastRenderedPageBreak/>
@@ -9219,6 +9221,212 @@
           <w:lang w:val="es-ES"/>
         </w:rPr>
       </w:pPr>
+    </w:p>
+    <w:p>
+      <w:r>
+        <w:br w:type="page"/>
+      </w:r>
+    </w:p>
+    <w:p>
+      <w:pPr>
+        <w:spacing w:after="0" w:before="0"/>
+      </w:pPr>
+      <w:r>
+        <w:rPr>
+          <w:rFonts w:ascii="Calibri" w:hAnsi="Calibri"/>
+          <w:sz w:val="22"/>
+        </w:rPr>
+        <w:t>Señores,</w:t>
+      </w:r>
+    </w:p>
+    <w:p>
+      <w:pPr>
+        <w:spacing w:after="0" w:before="0"/>
+      </w:pPr>
+      <w:r>
+        <w:rPr>
+          <w:rFonts w:ascii="Calibri" w:hAnsi="Calibri"/>
+          <w:sz w:val="22"/>
+        </w:rPr>
+        <w:t>CAMPUSLANDS S.A.S. BIC</w:t>
+      </w:r>
+    </w:p>
+    <w:p>
+      <w:pPr>
+        <w:spacing w:after="0" w:before="0"/>
+      </w:pPr>
+      <w:r>
+        <w:rPr>
+          <w:rFonts w:ascii="Calibri" w:hAnsi="Calibri"/>
+          <w:sz w:val="22"/>
+        </w:rPr>
+        <w:t>NIT. 901.628.406-1</w:t>
+      </w:r>
+    </w:p>
+    <w:p>
+      <w:pPr>
+        <w:spacing w:after="0" w:before="0"/>
+      </w:pPr>
+    </w:p>
+    <w:p>
+      <w:pPr>
+        <w:spacing w:after="0" w:before="0"/>
+      </w:pPr>
+      <w:r>
+        <w:rPr>
+          <w:rFonts w:ascii="Calibri" w:hAnsi="Calibri"/>
+          <w:b/>
+          <w:sz w:val="22"/>
+        </w:rPr>
+        <w:t>REFERENCIA: CARTA DE AUTORIZACIÓN DE USO DE IMAGEN, VOZ Y CESIÓN GRATUITA DE DERECHOS PATRIMONIALES</w:t>
+      </w:r>
+    </w:p>
+    <w:p>
+      <w:pPr>
+        <w:spacing w:after="0" w:before="0"/>
+      </w:pPr>
+    </w:p>
+    <w:p>
+      <w:pPr>
+        <w:spacing w:after="0" w:before="0"/>
+      </w:pPr>
+      <w:r>
+        <w:rPr>
+          <w:rFonts w:ascii="Calibri" w:hAnsi="Calibri"/>
+          <w:sz w:val="22"/>
+        </w:rPr>
+        <w:t>________________, identificado(a) con cédula de ciudadanía No. ___________________ obrando en nombre propio, con domicilio en __________________, quien en adelante se denominará el CAMPER, por medio del presente documento autorizo de manera previa, expresa, informada y gratuita a CAMPUSLANDS S.A.S. BIC para captar, grabar, reproducir, editar, publicar, comunicar, divulgar y utilizar mi imagen, voz, nombre, testimonios y demás participaciones que se generen con ocasión de mi proceso de admisión, formación, actividades académicas, institucionales, promocionales, comerciales o de empleabilidad, en cualquier medio físico o digital, incluyendo redes sociales, páginas web, piezas publicitarias, material audiovisual, fotográfico, institucional y pedagógico.</w:t>
+      </w:r>
+    </w:p>
+    <w:p>
+      <w:pPr>
+        <w:spacing w:after="0" w:before="0"/>
+      </w:pPr>
+    </w:p>
+    <w:p>
+      <w:pPr>
+        <w:spacing w:after="0" w:before="0"/>
+      </w:pPr>
+      <w:r>
+        <w:rPr>
+          <w:rFonts w:ascii="Calibri" w:hAnsi="Calibri"/>
+          <w:sz w:val="22"/>
+        </w:rPr>
+        <w:t>Igualmente, autorizo a CAMPUSLANDS para usar los contenidos que yo genere o aporte voluntariamente para tales fines y, en caso de que dichos contenidos constituyan obras protegidas por derechos de autor y hayan sido creados específicamente para CAMPUSLANDS con ocasión de mi vinculación al programa, cedo a título gratuito los derechos patrimoniales que legalmente sean transferibles, para su uso, reproducción, transformación, comunicación pública y demás formas de explotación permitidas por la ley, sin perjuicio de mis derechos morales como autor(a).</w:t>
+      </w:r>
+    </w:p>
+    <w:p>
+      <w:pPr>
+        <w:spacing w:after="0" w:before="0"/>
+      </w:pPr>
+    </w:p>
+    <w:p>
+      <w:pPr>
+        <w:spacing w:after="0" w:before="0"/>
+      </w:pPr>
+      <w:r>
+        <w:rPr>
+          <w:rFonts w:ascii="Calibri" w:hAnsi="Calibri"/>
+          <w:sz w:val="22"/>
+        </w:rPr>
+        <w:t>Declaro que esta autorización y cesión se otorgan sin que haya lugar a pago, honorario, regalía, comisión o remuneración adicional alguna a mi favor.</w:t>
+      </w:r>
+    </w:p>
+    <w:p>
+      <w:pPr>
+        <w:spacing w:after="0" w:before="0"/>
+      </w:pPr>
+    </w:p>
+    <w:p>
+      <w:pPr>
+        <w:spacing w:after="0" w:before="0"/>
+      </w:pPr>
+      <w:r>
+        <w:rPr>
+          <w:rFonts w:ascii="Calibri" w:hAnsi="Calibri"/>
+          <w:sz w:val="22"/>
+        </w:rPr>
+        <w:t>Así mismo, manifiesto que conozco y acepto que el tratamiento de mis datos personales se realizará conforme a la Política de Tratamiento de Datos Personales de CAMPUSLANDS.</w:t>
+      </w:r>
+    </w:p>
+    <w:p>
+      <w:pPr>
+        <w:spacing w:after="0" w:before="0"/>
+      </w:pPr>
+    </w:p>
+    <w:p>
+      <w:pPr>
+        <w:spacing w:after="0" w:before="0"/>
+      </w:pPr>
+      <w:r>
+        <w:rPr>
+          <w:rFonts w:ascii="Calibri" w:hAnsi="Calibri"/>
+          <w:b/>
+          <w:sz w:val="22"/>
+        </w:rPr>
+        <w:t>El CAMPER,</w:t>
+      </w:r>
+    </w:p>
+    <w:p>
+      <w:pPr>
+        <w:spacing w:after="0" w:before="0"/>
+      </w:pPr>
+    </w:p>
+    <w:p>
+      <w:pPr>
+        <w:spacing w:after="0" w:before="0"/>
+      </w:pPr>
+    </w:p>
+    <w:p>
+      <w:pPr>
+        <w:spacing w:after="0" w:before="0"/>
+      </w:pPr>
+      <w:r>
+        <w:rPr>
+          <w:rFonts w:ascii="Calibri" w:hAnsi="Calibri"/>
+          <w:sz w:val="22"/>
+        </w:rPr>
+        <w:t>_____________________________</w:t>
+      </w:r>
+    </w:p>
+    <w:p>
+      <w:pPr>
+        <w:spacing w:after="0" w:before="0"/>
+      </w:pPr>
+      <w:r>
+        <w:rPr>
+          <w:rFonts w:ascii="Calibri" w:hAnsi="Calibri"/>
+          <w:b/>
+          <w:sz w:val="22"/>
+        </w:rPr>
+        <w:t>{NOMBRE DEL CAMPER}</w:t>
+      </w:r>
+    </w:p>
+    <w:p>
+      <w:pPr>
+        <w:spacing w:after="0" w:before="0"/>
+      </w:pPr>
+      <w:r>
+        <w:rPr>
+          <w:rFonts w:ascii="Calibri" w:hAnsi="Calibri"/>
+          <w:b/>
+          <w:sz w:val="22"/>
+        </w:rPr>
+        <w:t>C.C. No. {NUMERO DE CEDULA}</w:t>
+      </w:r>
+    </w:p>
+    <w:p>
+      <w:pPr>
+        <w:spacing w:after="0" w:before="0"/>
+      </w:pPr>
+      <w:r>
+        <w:rPr>
+          <w:rFonts w:ascii="Calibri" w:hAnsi="Calibri"/>
+          <w:b/>
+          <w:sz w:val="22"/>
+        </w:rPr>
+        <w:t>{CORREO}</w:t>
+      </w:r>
     </w:p>
     <w:sectPr>
       <w:type w:val="continuous"/>
